--- a/README.docx
+++ b/README.docx
@@ -321,7 +321,6 @@
         </w:rPr>
         <w:t xml:space="preserve">This paper uses proprietary data from the </w:t>
       </w:r>
-      <w:proofErr w:type="spellStart"/>
       <w:r>
         <w:rPr>
           <w:rFonts w:ascii="Times New Roman" w:hAnsi="Times New Roman" w:cs="Times New Roman"/>
@@ -330,7 +329,6 @@
         </w:rPr>
         <w:t>Microcensus</w:t>
       </w:r>
-      <w:proofErr w:type="spellEnd"/>
       <w:r>
         <w:rPr>
           <w:rFonts w:ascii="Times New Roman" w:hAnsi="Times New Roman" w:cs="Times New Roman"/>
@@ -408,15 +406,7 @@
           <w:sz w:val="24"/>
           <w:szCs w:val="24"/>
         </w:rPr>
-        <w:t>10.21242/12211.2008.00.00.1.1.0</w:t>
-      </w:r>
-      <w:r>
-        <w:rPr>
-          <w:rFonts w:ascii="Times New Roman" w:hAnsi="Times New Roman" w:cs="Times New Roman"/>
-          <w:sz w:val="24"/>
-          <w:szCs w:val="24"/>
-        </w:rPr>
-        <w:t xml:space="preserve"> </w:t>
+        <w:t xml:space="preserve">10.21242/12211.2008.00.00.1.1.0 </w:t>
       </w:r>
     </w:p>
     <w:p>
@@ -606,15 +596,7 @@
           <w:sz w:val="24"/>
           <w:szCs w:val="24"/>
         </w:rPr>
-        <w:t>1</w:t>
-      </w:r>
-      <w:r>
-        <w:rPr>
-          <w:rFonts w:ascii="Times New Roman" w:hAnsi="Times New Roman" w:cs="Times New Roman"/>
-          <w:sz w:val="24"/>
-          <w:szCs w:val="24"/>
-        </w:rPr>
-        <w:t>3</w:t>
+        <w:t>13</w:t>
       </w:r>
       <w:r>
         <w:rPr>
@@ -660,15 +642,7 @@
           <w:sz w:val="24"/>
           <w:szCs w:val="24"/>
         </w:rPr>
-        <w:t>1</w:t>
-      </w:r>
-      <w:r>
-        <w:rPr>
-          <w:rFonts w:ascii="Times New Roman" w:hAnsi="Times New Roman" w:cs="Times New Roman"/>
-          <w:sz w:val="24"/>
-          <w:szCs w:val="24"/>
-        </w:rPr>
-        <w:t>4</w:t>
+        <w:t>14</w:t>
       </w:r>
       <w:r>
         <w:rPr>
@@ -714,15 +688,7 @@
           <w:sz w:val="24"/>
           <w:szCs w:val="24"/>
         </w:rPr>
-        <w:t>1</w:t>
-      </w:r>
-      <w:r>
-        <w:rPr>
-          <w:rFonts w:ascii="Times New Roman" w:hAnsi="Times New Roman" w:cs="Times New Roman"/>
-          <w:sz w:val="24"/>
-          <w:szCs w:val="24"/>
-        </w:rPr>
-        <w:t>5</w:t>
+        <w:t>15</w:t>
       </w:r>
       <w:r>
         <w:rPr>
@@ -768,15 +734,7 @@
           <w:sz w:val="24"/>
           <w:szCs w:val="24"/>
         </w:rPr>
-        <w:t>1</w:t>
-      </w:r>
-      <w:r>
-        <w:rPr>
-          <w:rFonts w:ascii="Times New Roman" w:hAnsi="Times New Roman" w:cs="Times New Roman"/>
-          <w:sz w:val="24"/>
-          <w:szCs w:val="24"/>
-        </w:rPr>
-        <w:t>6</w:t>
+        <w:t>16</w:t>
       </w:r>
       <w:r>
         <w:rPr>
@@ -822,15 +780,7 @@
           <w:sz w:val="24"/>
           <w:szCs w:val="24"/>
         </w:rPr>
-        <w:t>1</w:t>
-      </w:r>
-      <w:r>
-        <w:rPr>
-          <w:rFonts w:ascii="Times New Roman" w:hAnsi="Times New Roman" w:cs="Times New Roman"/>
-          <w:sz w:val="24"/>
-          <w:szCs w:val="24"/>
-        </w:rPr>
-        <w:t>7</w:t>
+        <w:t>17</w:t>
       </w:r>
       <w:r>
         <w:rPr>
@@ -876,15 +826,7 @@
           <w:sz w:val="24"/>
           <w:szCs w:val="24"/>
         </w:rPr>
-        <w:t>1</w:t>
-      </w:r>
-      <w:r>
-        <w:rPr>
-          <w:rFonts w:ascii="Times New Roman" w:hAnsi="Times New Roman" w:cs="Times New Roman"/>
-          <w:sz w:val="24"/>
-          <w:szCs w:val="24"/>
-        </w:rPr>
-        <w:t>8</w:t>
+        <w:t>18</w:t>
       </w:r>
       <w:r>
         <w:rPr>
@@ -930,66 +872,40 @@
           <w:sz w:val="24"/>
           <w:szCs w:val="24"/>
         </w:rPr>
+        <w:t>19</w:t>
+      </w:r>
+      <w:r>
+        <w:rPr>
+          <w:rFonts w:ascii="Times New Roman" w:hAnsi="Times New Roman" w:cs="Times New Roman"/>
+          <w:sz w:val="24"/>
+          <w:szCs w:val="24"/>
+        </w:rPr>
+        <w:t>.00.00.1.1.</w:t>
+      </w:r>
+      <w:r>
+        <w:rPr>
+          <w:rFonts w:ascii="Times New Roman" w:hAnsi="Times New Roman" w:cs="Times New Roman"/>
+          <w:sz w:val="24"/>
+          <w:szCs w:val="24"/>
+        </w:rPr>
         <w:t>1</w:t>
       </w:r>
-      <w:r>
-        <w:rPr>
-          <w:rFonts w:ascii="Times New Roman" w:hAnsi="Times New Roman" w:cs="Times New Roman"/>
-          <w:sz w:val="24"/>
-          <w:szCs w:val="24"/>
-        </w:rPr>
-        <w:t>9</w:t>
-      </w:r>
-      <w:r>
-        <w:rPr>
-          <w:rFonts w:ascii="Times New Roman" w:hAnsi="Times New Roman" w:cs="Times New Roman"/>
-          <w:sz w:val="24"/>
-          <w:szCs w:val="24"/>
-        </w:rPr>
-        <w:t>.00.00.1.1.</w:t>
-      </w:r>
-      <w:r>
-        <w:rPr>
-          <w:rFonts w:ascii="Times New Roman" w:hAnsi="Times New Roman" w:cs="Times New Roman"/>
-          <w:sz w:val="24"/>
-          <w:szCs w:val="24"/>
-        </w:rPr>
-        <w:t>1</w:t>
-      </w:r>
-    </w:p>
-    <w:p>
-      <w:pPr>
-        <w:rPr>
-          <w:rFonts w:ascii="Times New Roman" w:hAnsi="Times New Roman" w:cs="Times New Roman"/>
-          <w:sz w:val="24"/>
-          <w:szCs w:val="24"/>
-        </w:rPr>
-      </w:pPr>
-      <w:r>
-        <w:rPr>
-          <w:rFonts w:ascii="Times New Roman" w:hAnsi="Times New Roman" w:cs="Times New Roman"/>
-          <w:sz w:val="24"/>
-          <w:szCs w:val="24"/>
-        </w:rPr>
-        <w:t xml:space="preserve">All parts of the analysis relating to the </w:t>
-      </w:r>
-      <w:proofErr w:type="spellStart"/>
-      <w:r>
-        <w:rPr>
-          <w:rFonts w:ascii="Times New Roman" w:hAnsi="Times New Roman" w:cs="Times New Roman"/>
-          <w:sz w:val="24"/>
-          <w:szCs w:val="24"/>
-        </w:rPr>
-        <w:t>Microcensus</w:t>
-      </w:r>
-      <w:proofErr w:type="spellEnd"/>
-      <w:r>
-        <w:rPr>
-          <w:rFonts w:ascii="Times New Roman" w:hAnsi="Times New Roman" w:cs="Times New Roman"/>
-          <w:sz w:val="24"/>
-          <w:szCs w:val="24"/>
-        </w:rPr>
-        <w:t xml:space="preserve"> data can be executed exclusively on-site at various locations of the Research Data Centre of the Federal Statistical Offices</w:t>
+    </w:p>
+    <w:p>
+      <w:pPr>
+        <w:rPr>
+          <w:rFonts w:ascii="Times New Roman" w:hAnsi="Times New Roman" w:cs="Times New Roman"/>
+          <w:sz w:val="24"/>
+          <w:szCs w:val="24"/>
+        </w:rPr>
+      </w:pPr>
+      <w:r>
+        <w:rPr>
+          <w:rFonts w:ascii="Times New Roman" w:hAnsi="Times New Roman" w:cs="Times New Roman"/>
+          <w:sz w:val="24"/>
+          <w:szCs w:val="24"/>
+        </w:rPr>
+        <w:t>All parts of the analysis relating to the Microcensus data can be executed exclusively on-site at various locations of the Research Data Centre of the Federal Statistical Offices</w:t>
       </w:r>
       <w:r>
         <w:rPr>
@@ -1036,7 +952,15 @@
           <w:sz w:val="24"/>
           <w:szCs w:val="24"/>
         </w:rPr>
-        <w:t>Copy</w:t>
+        <w:t>Create the folder “A_Mikrodaten” and c</w:t>
+      </w:r>
+      <w:r>
+        <w:rPr>
+          <w:rFonts w:ascii="Times New Roman" w:hAnsi="Times New Roman" w:cs="Times New Roman"/>
+          <w:sz w:val="24"/>
+          <w:szCs w:val="24"/>
+        </w:rPr>
+        <w:t>opy</w:t>
       </w:r>
       <w:r>
         <w:rPr>
@@ -1052,33 +976,31 @@
           <w:sz w:val="24"/>
           <w:szCs w:val="24"/>
         </w:rPr>
-        <w:t>the original data into the folder “</w:t>
-      </w:r>
-      <w:proofErr w:type="spellStart"/>
-      <w:r>
-        <w:rPr>
-          <w:rFonts w:ascii="Times New Roman" w:hAnsi="Times New Roman" w:cs="Times New Roman"/>
-          <w:sz w:val="24"/>
-          <w:szCs w:val="24"/>
-        </w:rPr>
-        <w:t>A_Mikrodaten</w:t>
-      </w:r>
-      <w:proofErr w:type="spellEnd"/>
-      <w:r>
-        <w:rPr>
-          <w:rFonts w:ascii="Times New Roman" w:hAnsi="Times New Roman" w:cs="Times New Roman"/>
-          <w:sz w:val="24"/>
-          <w:szCs w:val="24"/>
-        </w:rPr>
-        <w:t>”</w:t>
-      </w:r>
-      <w:r>
-        <w:rPr>
-          <w:rFonts w:ascii="Times New Roman" w:hAnsi="Times New Roman" w:cs="Times New Roman"/>
-          <w:sz w:val="24"/>
-          <w:szCs w:val="24"/>
-        </w:rPr>
-        <w:t xml:space="preserve"> </w:t>
+        <w:t>the original data into th</w:t>
+      </w:r>
+      <w:r>
+        <w:rPr>
+          <w:rFonts w:ascii="Times New Roman" w:hAnsi="Times New Roman" w:cs="Times New Roman"/>
+          <w:sz w:val="24"/>
+          <w:szCs w:val="24"/>
+        </w:rPr>
+        <w:t>is</w:t>
+      </w:r>
+      <w:r>
+        <w:rPr>
+          <w:rFonts w:ascii="Times New Roman" w:hAnsi="Times New Roman" w:cs="Times New Roman"/>
+          <w:sz w:val="24"/>
+          <w:szCs w:val="24"/>
+        </w:rPr>
+        <w:t xml:space="preserve"> folder</w:t>
+      </w:r>
+      <w:r>
+        <w:rPr>
+          <w:rFonts w:ascii="Times New Roman" w:hAnsi="Times New Roman" w:cs="Times New Roman"/>
+          <w:sz w:val="24"/>
+          <w:szCs w:val="24"/>
+        </w:rPr>
+        <w:t>.</w:t>
       </w:r>
     </w:p>
     <w:p>
@@ -1365,89 +1287,15 @@
           <w:szCs w:val="24"/>
           <w:lang w:val="de-DE"/>
         </w:rPr>
-        <w:t xml:space="preserve">Goebel, Jan, Markus M. </w:t>
-      </w:r>
-      <w:proofErr w:type="spellStart"/>
-      <w:r>
-        <w:rPr>
-          <w:rFonts w:ascii="Times New Roman" w:hAnsi="Times New Roman" w:cs="Times New Roman"/>
-          <w:sz w:val="24"/>
-          <w:szCs w:val="24"/>
-          <w:lang w:val="de-DE"/>
-        </w:rPr>
-        <w:t>Grabka</w:t>
-      </w:r>
-      <w:proofErr w:type="spellEnd"/>
-      <w:r>
-        <w:rPr>
-          <w:rFonts w:ascii="Times New Roman" w:hAnsi="Times New Roman" w:cs="Times New Roman"/>
-          <w:sz w:val="24"/>
-          <w:szCs w:val="24"/>
-          <w:lang w:val="de-DE"/>
-        </w:rPr>
-        <w:t xml:space="preserve">, Stefan Liebig, Martin Kroh, David Richter, Carsten Schröder, and Jürgen Schupp. </w:t>
-      </w:r>
-      <w:r>
-        <w:rPr>
-          <w:rFonts w:ascii="Times New Roman" w:hAnsi="Times New Roman" w:cs="Times New Roman"/>
-          <w:sz w:val="24"/>
-          <w:szCs w:val="24"/>
-        </w:rPr>
-        <w:t xml:space="preserve">2019. The German Socio-Economic Panel (SOEP). </w:t>
-      </w:r>
-      <w:proofErr w:type="spellStart"/>
-      <w:r>
-        <w:rPr>
-          <w:rFonts w:ascii="Times New Roman" w:hAnsi="Times New Roman" w:cs="Times New Roman"/>
-          <w:sz w:val="24"/>
-          <w:szCs w:val="24"/>
-        </w:rPr>
-        <w:t>Jahrbücher</w:t>
-      </w:r>
-      <w:proofErr w:type="spellEnd"/>
-      <w:r>
-        <w:rPr>
-          <w:rFonts w:ascii="Times New Roman" w:hAnsi="Times New Roman" w:cs="Times New Roman"/>
-          <w:sz w:val="24"/>
-          <w:szCs w:val="24"/>
-        </w:rPr>
-        <w:t xml:space="preserve"> für </w:t>
-      </w:r>
-      <w:proofErr w:type="spellStart"/>
-      <w:r>
-        <w:rPr>
-          <w:rFonts w:ascii="Times New Roman" w:hAnsi="Times New Roman" w:cs="Times New Roman"/>
-          <w:sz w:val="24"/>
-          <w:szCs w:val="24"/>
-        </w:rPr>
-        <w:t>Nationalökonomie</w:t>
-      </w:r>
-      <w:proofErr w:type="spellEnd"/>
-      <w:r>
-        <w:rPr>
-          <w:rFonts w:ascii="Times New Roman" w:hAnsi="Times New Roman" w:cs="Times New Roman"/>
-          <w:sz w:val="24"/>
-          <w:szCs w:val="24"/>
-        </w:rPr>
-        <w:t xml:space="preserve"> und </w:t>
-      </w:r>
-      <w:proofErr w:type="spellStart"/>
-      <w:r>
-        <w:rPr>
-          <w:rFonts w:ascii="Times New Roman" w:hAnsi="Times New Roman" w:cs="Times New Roman"/>
-          <w:sz w:val="24"/>
-          <w:szCs w:val="24"/>
-        </w:rPr>
-        <w:t>Statistik</w:t>
-      </w:r>
-      <w:proofErr w:type="spellEnd"/>
-      <w:r>
-        <w:rPr>
-          <w:rFonts w:ascii="Times New Roman" w:hAnsi="Times New Roman" w:cs="Times New Roman"/>
-          <w:sz w:val="24"/>
-          <w:szCs w:val="24"/>
-        </w:rPr>
-        <w:t xml:space="preserve"> (Journal of Economics and Statistics) 239 (2), 345-360. </w:t>
+        <w:t xml:space="preserve">Goebel, Jan, Markus M. Grabka, Stefan Liebig, Martin Kroh, David Richter, Carsten Schröder, and Jürgen Schupp. </w:t>
+      </w:r>
+      <w:r>
+        <w:rPr>
+          <w:rFonts w:ascii="Times New Roman" w:hAnsi="Times New Roman" w:cs="Times New Roman"/>
+          <w:sz w:val="24"/>
+          <w:szCs w:val="24"/>
+        </w:rPr>
+        <w:t xml:space="preserve">2019. The German Socio-Economic Panel (SOEP). Jahrbücher für Nationalökonomie und Statistik (Journal of Economics and Statistics) 239 (2), 345-360. </w:t>
       </w:r>
     </w:p>
     <w:p>
@@ -1483,7 +1331,6 @@
           <w:szCs w:val="24"/>
         </w:rPr>
       </w:pPr>
-      <w:proofErr w:type="gramStart"/>
       <w:r>
         <w:rPr>
           <w:rFonts w:ascii="Times New Roman" w:hAnsi="Times New Roman" w:cs="Times New Roman"/>
@@ -1492,7 +1339,6 @@
         </w:rPr>
         <w:t>doi:10.5684/soep.core.v</w:t>
       </w:r>
-      <w:proofErr w:type="gramEnd"/>
       <w:r>
         <w:rPr>
           <w:rFonts w:ascii="Times New Roman" w:hAnsi="Times New Roman" w:cs="Times New Roman"/>
@@ -1624,25 +1470,7 @@
           <w:sz w:val="24"/>
           <w:szCs w:val="24"/>
         </w:rPr>
-        <w:t>"</w:t>
-      </w:r>
-      <w:proofErr w:type="spellStart"/>
-      <w:r>
-        <w:rPr>
-          <w:rFonts w:ascii="Times New Roman" w:hAnsi="Times New Roman" w:cs="Times New Roman"/>
-          <w:sz w:val="24"/>
-          <w:szCs w:val="24"/>
-        </w:rPr>
-        <w:t>origdata</w:t>
-      </w:r>
-      <w:proofErr w:type="spellEnd"/>
-      <w:r>
-        <w:rPr>
-          <w:rFonts w:ascii="Times New Roman" w:hAnsi="Times New Roman" w:cs="Times New Roman"/>
-          <w:sz w:val="24"/>
-          <w:szCs w:val="24"/>
-        </w:rPr>
-        <w:t>"</w:t>
+        <w:t>"origdata"</w:t>
       </w:r>
       <w:r>
         <w:rPr>
@@ -3404,6 +3232,7 @@
   <w:style w:type="character" w:default="1" w:styleId="Absatz-Standardschriftart">
     <w:name w:val="Default Paragraph Font"/>
     <w:uiPriority w:val="1"/>
+    <w:semiHidden/>
     <w:unhideWhenUsed/>
   </w:style>
   <w:style w:type="table" w:default="1" w:styleId="NormaleTabelle">

--- a/README.docx
+++ b/README.docx
@@ -343,7 +343,15 @@
           <w:sz w:val="24"/>
           <w:szCs w:val="24"/>
         </w:rPr>
-        <w:t>09</w:t>
+        <w:t>1</w:t>
+      </w:r>
+      <w:r>
+        <w:rPr>
+          <w:rFonts w:ascii="Times New Roman" w:hAnsi="Times New Roman" w:cs="Times New Roman"/>
+          <w:sz w:val="24"/>
+          <w:szCs w:val="24"/>
+        </w:rPr>
+        <w:t>9</w:t>
       </w:r>
       <w:r>
         <w:rPr>
